--- a/examples/clustering/doc/10-density-dbscan.docx
+++ b/examples/clustering/doc/10-density-dbscan.docx
@@ -25,194 +25,227 @@
         <w:t xml:space="preserve">cluster_dbscan</w:t>
       </w:r>
       <w:r>
-        <w:t xml:space="preserve">: density-based method. Identifies dense regions separated by sparse areas; detects noise and arbitrarily shaped clusters.</w:t>
+        <w:t xml:space="preserve">: density-based clustering that identifies dense regions and can label sparse points as noise.</w:t>
       </w:r>
     </w:p>
     <w:p>
       <w:pPr>
-        <w:pStyle w:val="SourceCode"/>
-      </w:pPr>
-      <w:r>
-        <w:rPr>
-          <w:rStyle w:val="FunctionTok"/>
-        </w:rPr>
-        <w:t xml:space="preserve">source</w:t>
-      </w:r>
-      <w:r>
-        <w:rPr>
-          <w:rStyle w:val="NormalTok"/>
-        </w:rPr>
-        <w:t xml:space="preserve">(</w:t>
-      </w:r>
-      <w:r>
-        <w:rPr>
-          <w:rStyle w:val="FunctionTok"/>
-        </w:rPr>
-        <w:t xml:space="preserve">url</w:t>
-      </w:r>
-      <w:r>
-        <w:rPr>
-          <w:rStyle w:val="NormalTok"/>
-        </w:rPr>
-        <w:t xml:space="preserve">(</w:t>
-      </w:r>
-      <w:r>
-        <w:rPr>
-          <w:rStyle w:val="StringTok"/>
-        </w:rPr>
-        <w:t xml:space="preserve">"https://raw.githubusercontent.com/cefet-rj-dal/daltoolbox/main/examples/seed.R"</w:t>
-      </w:r>
-      <w:r>
-        <w:rPr>
-          <w:rStyle w:val="NormalTok"/>
-        </w:rPr>
-        <w:t xml:space="preserve">))</w:t>
-      </w:r>
-      <w:r>
-        <w:br/>
-      </w:r>
-      <w:r>
-        <w:rPr>
-          <w:rStyle w:val="CommentTok"/>
-        </w:rPr>
-        <w:t xml:space="preserve"># Clustering - dbscan</w:t>
-      </w:r>
-      <w:r>
-        <w:br/>
-      </w:r>
-      <w:r>
-        <w:br/>
-      </w:r>
-      <w:r>
-        <w:rPr>
-          <w:rStyle w:val="CommentTok"/>
-        </w:rPr>
-        <w:t xml:space="preserve"># installation </w:t>
-      </w:r>
-      <w:r>
-        <w:br/>
-      </w:r>
-      <w:r>
-        <w:rPr>
-          <w:rStyle w:val="CommentTok"/>
-        </w:rPr>
-        <w:t xml:space="preserve">#install.packages("daltoolbox")</w:t>
-      </w:r>
-      <w:r>
-        <w:br/>
-      </w:r>
-      <w:r>
-        <w:br/>
-      </w:r>
-      <w:r>
-        <w:rPr>
-          <w:rStyle w:val="CommentTok"/>
-        </w:rPr>
-        <w:t xml:space="preserve"># loading DAL</w:t>
-      </w:r>
-      <w:r>
-        <w:br/>
-      </w:r>
-      <w:r>
-        <w:rPr>
-          <w:rStyle w:val="FunctionTok"/>
-        </w:rPr>
-        <w:t xml:space="preserve">library</w:t>
-      </w:r>
-      <w:r>
-        <w:rPr>
-          <w:rStyle w:val="NormalTok"/>
-        </w:rPr>
-        <w:t xml:space="preserve">(daltoolbox) </w:t>
+        <w:pStyle w:val="BodyText"/>
+      </w:pPr>
+      <w:r>
+        <w:t xml:space="preserve">Didactic goal: keep the same clustering line of experiment and change only the grouping principle, from partitioning all cases to detecting dense neighborhoods.</w:t>
       </w:r>
     </w:p>
     <w:p>
       <w:pPr>
-        <w:pStyle w:val="FirstParagraph"/>
-      </w:pPr>
-      <w:r>
-        <w:t xml:space="preserve">Didactic goal: read this example as an unsupervised workflow. The emphasis is not on predicting a known label during training, but on understanding how the method groups the data and how preprocessing affects that grouping.</w:t>
+        <w:pStyle w:val="BodyText"/>
+      </w:pPr>
+      <w:r>
+        <w:t xml:space="preserve">Environment setup.</w:t>
       </w:r>
     </w:p>
     <w:p>
       <w:pPr>
-        <w:pStyle w:val="BodyText"/>
-      </w:pPr>
-      <w:r>
-        <w:t xml:space="preserve">Load data (</w:t>
-      </w:r>
-      <w:r>
-        <w:rPr>
-          <w:rStyle w:val="VerbatimChar"/>
-        </w:rPr>
-        <w:t xml:space="preserve">iris</w:t>
-      </w:r>
-      <w:r>
-        <w:t xml:space="preserve">).</w:t>
+        <w:pStyle w:val="SourceCode"/>
+      </w:pPr>
+      <w:r>
+        <w:rPr>
+          <w:rStyle w:val="FunctionTok"/>
+        </w:rPr>
+        <w:t xml:space="preserve">source</w:t>
+      </w:r>
+      <w:r>
+        <w:rPr>
+          <w:rStyle w:val="NormalTok"/>
+        </w:rPr>
+        <w:t xml:space="preserve">(</w:t>
+      </w:r>
+      <w:r>
+        <w:rPr>
+          <w:rStyle w:val="FunctionTok"/>
+        </w:rPr>
+        <w:t xml:space="preserve">url</w:t>
+      </w:r>
+      <w:r>
+        <w:rPr>
+          <w:rStyle w:val="NormalTok"/>
+        </w:rPr>
+        <w:t xml:space="preserve">(</w:t>
+      </w:r>
+      <w:r>
+        <w:rPr>
+          <w:rStyle w:val="StringTok"/>
+        </w:rPr>
+        <w:t xml:space="preserve">"https://raw.githubusercontent.com/cefet-rj-dal/daltoolbox/main/examples/seed.R"</w:t>
+      </w:r>
+      <w:r>
+        <w:rPr>
+          <w:rStyle w:val="NormalTok"/>
+        </w:rPr>
+        <w:t xml:space="preserve">))</w:t>
+      </w:r>
+      <w:r>
+        <w:br/>
+      </w:r>
+      <w:r>
+        <w:rPr>
+          <w:rStyle w:val="CommentTok"/>
+        </w:rPr>
+        <w:t xml:space="preserve"># install.packages("daltoolbox")</w:t>
+      </w:r>
+      <w:r>
+        <w:br/>
+      </w:r>
+      <w:r>
+        <w:br/>
+      </w:r>
+      <w:r>
+        <w:rPr>
+          <w:rStyle w:val="FunctionTok"/>
+        </w:rPr>
+        <w:t xml:space="preserve">library</w:t>
+      </w:r>
+      <w:r>
+        <w:rPr>
+          <w:rStyle w:val="NormalTok"/>
+        </w:rPr>
+        <w:t xml:space="preserve">(daltoolbox)</w:t>
       </w:r>
     </w:p>
     <w:p>
       <w:pPr>
-        <w:pStyle w:val="SourceCode"/>
-      </w:pPr>
-      <w:r>
-        <w:rPr>
-          <w:rStyle w:val="CommentTok"/>
-        </w:rPr>
-        <w:t xml:space="preserve"># loading dataset</w:t>
-      </w:r>
-      <w:r>
-        <w:br/>
-      </w:r>
-      <w:r>
-        <w:rPr>
-          <w:rStyle w:val="FunctionTok"/>
-        </w:rPr>
-        <w:t xml:space="preserve">data</w:t>
-      </w:r>
-      <w:r>
-        <w:rPr>
-          <w:rStyle w:val="NormalTok"/>
-        </w:rPr>
-        <w:t xml:space="preserve">(iris)</w:t>
+        <w:pStyle w:val="FirstParagraph"/>
+      </w:pPr>
+      <w:r>
+        <w:t xml:space="preserve">Load data and separate predictors from the reference labels used only for interpretation.</w:t>
       </w:r>
     </w:p>
     <w:p>
       <w:pPr>
-        <w:pStyle w:val="FirstParagraph"/>
-      </w:pPr>
-      <w:r>
-        <w:t xml:space="preserve">Configure DBSCAN; tune</w:t>
-      </w:r>
-      <w:r>
-        <w:t xml:space="preserve"> </w:t>
-      </w:r>
-      <w:r>
-        <w:rPr>
-          <w:rStyle w:val="VerbatimChar"/>
-        </w:rPr>
-        <w:t xml:space="preserve">minPts</w:t>
-      </w:r>
-      <w:r>
-        <w:t xml:space="preserve"> </w:t>
-      </w:r>
-      <w:r>
-        <w:t xml:space="preserve">(and</w:t>
-      </w:r>
-      <w:r>
-        <w:t xml:space="preserve"> </w:t>
-      </w:r>
-      <w:r>
-        <w:rPr>
-          <w:rStyle w:val="VerbatimChar"/>
-        </w:rPr>
-        <w:t xml:space="preserve">eps</w:t>
-      </w:r>
-      <w:r>
-        <w:t xml:space="preserve"> </w:t>
-      </w:r>
-      <w:r>
-        <w:t xml:space="preserve">if available) according to density.</w:t>
+        <w:pStyle w:val="SourceCode"/>
+      </w:pPr>
+      <w:r>
+        <w:rPr>
+          <w:rStyle w:val="NormalTok"/>
+        </w:rPr>
+        <w:t xml:space="preserve">iris </w:t>
+      </w:r>
+      <w:r>
+        <w:rPr>
+          <w:rStyle w:val="OtherTok"/>
+        </w:rPr>
+        <w:t xml:space="preserve">&lt;-</w:t>
+      </w:r>
+      <w:r>
+        <w:rPr>
+          <w:rStyle w:val="NormalTok"/>
+        </w:rPr>
+        <w:t xml:space="preserve"> datasets</w:t>
+      </w:r>
+      <w:r>
+        <w:rPr>
+          <w:rStyle w:val="SpecialCharTok"/>
+        </w:rPr>
+        <w:t xml:space="preserve">::</w:t>
+      </w:r>
+      <w:r>
+        <w:rPr>
+          <w:rStyle w:val="NormalTok"/>
+        </w:rPr>
+        <w:t xml:space="preserve">iris</w:t>
+      </w:r>
+      <w:r>
+        <w:br/>
+      </w:r>
+      <w:r>
+        <w:rPr>
+          <w:rStyle w:val="NormalTok"/>
+        </w:rPr>
+        <w:t xml:space="preserve">x </w:t>
+      </w:r>
+      <w:r>
+        <w:rPr>
+          <w:rStyle w:val="OtherTok"/>
+        </w:rPr>
+        <w:t xml:space="preserve">&lt;-</w:t>
+      </w:r>
+      <w:r>
+        <w:rPr>
+          <w:rStyle w:val="NormalTok"/>
+        </w:rPr>
+        <w:t xml:space="preserve"> iris[, </w:t>
+      </w:r>
+      <w:r>
+        <w:rPr>
+          <w:rStyle w:val="DecValTok"/>
+        </w:rPr>
+        <w:t xml:space="preserve">1</w:t>
+      </w:r>
+      <w:r>
+        <w:rPr>
+          <w:rStyle w:val="SpecialCharTok"/>
+        </w:rPr>
+        <w:t xml:space="preserve">:</w:t>
+      </w:r>
+      <w:r>
+        <w:rPr>
+          <w:rStyle w:val="DecValTok"/>
+        </w:rPr>
+        <w:t xml:space="preserve">4</w:t>
+      </w:r>
+      <w:r>
+        <w:rPr>
+          <w:rStyle w:val="NormalTok"/>
+        </w:rPr>
+        <w:t xml:space="preserve">]</w:t>
+      </w:r>
+      <w:r>
+        <w:br/>
+      </w:r>
+      <w:r>
+        <w:rPr>
+          <w:rStyle w:val="NormalTok"/>
+        </w:rPr>
+        <w:t xml:space="preserve">ref </w:t>
+      </w:r>
+      <w:r>
+        <w:rPr>
+          <w:rStyle w:val="OtherTok"/>
+        </w:rPr>
+        <w:t xml:space="preserve">&lt;-</w:t>
+      </w:r>
+      <w:r>
+        <w:rPr>
+          <w:rStyle w:val="NormalTok"/>
+        </w:rPr>
+        <w:t xml:space="preserve"> iris</w:t>
+      </w:r>
+      <w:r>
+        <w:rPr>
+          <w:rStyle w:val="SpecialCharTok"/>
+        </w:rPr>
+        <w:t xml:space="preserve">$</w:t>
+      </w:r>
+      <w:r>
+        <w:rPr>
+          <w:rStyle w:val="NormalTok"/>
+        </w:rPr>
+        <w:t xml:space="preserve">Species</w:t>
+      </w:r>
+      <w:r>
+        <w:br/>
+      </w:r>
+      <w:r>
+        <w:rPr>
+          <w:rStyle w:val="FunctionTok"/>
+        </w:rPr>
+        <w:t xml:space="preserve">head</w:t>
+      </w:r>
+      <w:r>
+        <w:rPr>
+          <w:rStyle w:val="NormalTok"/>
+        </w:rPr>
+        <w:t xml:space="preserve">(x)</w:t>
       </w:r>
     </w:p>
     <w:p>
@@ -221,186 +254,63 @@
       </w:pPr>
       <w:r>
         <w:rPr>
-          <w:rStyle w:val="CommentTok"/>
-        </w:rPr>
-        <w:t xml:space="preserve"># clustering method configuration</w:t>
-      </w:r>
-      <w:r>
-        <w:br/>
-      </w:r>
-      <w:r>
-        <w:rPr>
-          <w:rStyle w:val="NormalTok"/>
-        </w:rPr>
-        <w:t xml:space="preserve">model </w:t>
-      </w:r>
-      <w:r>
-        <w:rPr>
-          <w:rStyle w:val="OtherTok"/>
-        </w:rPr>
-        <w:t xml:space="preserve">&lt;-</w:t>
-      </w:r>
-      <w:r>
-        <w:rPr>
-          <w:rStyle w:val="NormalTok"/>
-        </w:rPr>
-        <w:t xml:space="preserve"> </w:t>
-      </w:r>
-      <w:r>
-        <w:rPr>
-          <w:rStyle w:val="FunctionTok"/>
-        </w:rPr>
-        <w:t xml:space="preserve">cluster_dbscan</w:t>
-      </w:r>
-      <w:r>
-        <w:rPr>
-          <w:rStyle w:val="NormalTok"/>
-        </w:rPr>
-        <w:t xml:space="preserve">(</w:t>
-      </w:r>
-      <w:r>
-        <w:rPr>
-          <w:rStyle w:val="AttributeTok"/>
-        </w:rPr>
-        <w:t xml:space="preserve">minPts =</w:t>
-      </w:r>
-      <w:r>
-        <w:rPr>
-          <w:rStyle w:val="NormalTok"/>
-        </w:rPr>
-        <w:t xml:space="preserve"> </w:t>
-      </w:r>
-      <w:r>
-        <w:rPr>
-          <w:rStyle w:val="DecValTok"/>
-        </w:rPr>
-        <w:t xml:space="preserve">3</w:t>
-      </w:r>
-      <w:r>
-        <w:rPr>
-          <w:rStyle w:val="NormalTok"/>
-        </w:rPr>
-        <w:t xml:space="preserve">)</w:t>
-      </w:r>
-      <w:r>
-        <w:br/>
-      </w:r>
-      <w:r>
-        <w:rPr>
-          <w:rStyle w:val="NormalTok"/>
-        </w:rPr>
-        <w:t xml:space="preserve">model</w:t>
-      </w:r>
-      <w:r>
-        <w:rPr>
-          <w:rStyle w:val="SpecialCharTok"/>
-        </w:rPr>
-        <w:t xml:space="preserve">$</w:t>
-      </w:r>
-      <w:r>
-        <w:rPr>
-          <w:rStyle w:val="NormalTok"/>
-        </w:rPr>
-        <w:t xml:space="preserve">eval_external </w:t>
-      </w:r>
-      <w:r>
-        <w:rPr>
-          <w:rStyle w:val="OtherTok"/>
-        </w:rPr>
-        <w:t xml:space="preserve">&lt;-</w:t>
-      </w:r>
-      <w:r>
-        <w:rPr>
-          <w:rStyle w:val="NormalTok"/>
-        </w:rPr>
-        <w:t xml:space="preserve"> </w:t>
-      </w:r>
-      <w:r>
-        <w:rPr>
-          <w:rStyle w:val="FunctionTok"/>
-        </w:rPr>
-        <w:t xml:space="preserve">list</w:t>
-      </w:r>
-      <w:r>
-        <w:rPr>
-          <w:rStyle w:val="NormalTok"/>
-        </w:rPr>
-        <w:t xml:space="preserve">(</w:t>
-      </w:r>
-      <w:r>
-        <w:br/>
-      </w:r>
-      <w:r>
-        <w:rPr>
-          <w:rStyle w:val="NormalTok"/>
-        </w:rPr>
-        <w:t xml:space="preserve">  model</w:t>
-      </w:r>
-      <w:r>
-        <w:rPr>
-          <w:rStyle w:val="SpecialCharTok"/>
-        </w:rPr>
-        <w:t xml:space="preserve">$</w:t>
-      </w:r>
-      <w:r>
-        <w:rPr>
-          <w:rStyle w:val="NormalTok"/>
-        </w:rPr>
-        <w:t xml:space="preserve">clu_utils</w:t>
-      </w:r>
-      <w:r>
-        <w:rPr>
-          <w:rStyle w:val="SpecialCharTok"/>
-        </w:rPr>
-        <w:t xml:space="preserve">$</w:t>
-      </w:r>
-      <w:r>
-        <w:rPr>
-          <w:rStyle w:val="NormalTok"/>
-        </w:rPr>
-        <w:t xml:space="preserve">metric_entropy,</w:t>
-      </w:r>
-      <w:r>
-        <w:br/>
-      </w:r>
-      <w:r>
-        <w:rPr>
-          <w:rStyle w:val="NormalTok"/>
-        </w:rPr>
-        <w:t xml:space="preserve">  model</w:t>
-      </w:r>
-      <w:r>
-        <w:rPr>
-          <w:rStyle w:val="SpecialCharTok"/>
-        </w:rPr>
-        <w:t xml:space="preserve">$</w:t>
-      </w:r>
-      <w:r>
-        <w:rPr>
-          <w:rStyle w:val="NormalTok"/>
-        </w:rPr>
-        <w:t xml:space="preserve">clu_utils</w:t>
-      </w:r>
-      <w:r>
-        <w:rPr>
-          <w:rStyle w:val="SpecialCharTok"/>
-        </w:rPr>
-        <w:t xml:space="preserve">$</w:t>
-      </w:r>
-      <w:r>
-        <w:rPr>
-          <w:rStyle w:val="NormalTok"/>
-        </w:rPr>
-        <w:t xml:space="preserve">metric_purity</w:t>
-      </w:r>
-      <w:r>
-        <w:br/>
-      </w:r>
-      <w:r>
-        <w:rPr>
-          <w:rStyle w:val="NormalTok"/>
-        </w:rPr>
-        <w:t xml:space="preserve">)</w:t>
+          <w:rStyle w:val="VerbatimChar"/>
+        </w:rPr>
+        <w:t xml:space="preserve">##   Sepal.Length Sepal.Width Petal.Length Petal.Width</w:t>
+      </w:r>
+      <w:r>
+        <w:br/>
+      </w:r>
+      <w:r>
+        <w:rPr>
+          <w:rStyle w:val="VerbatimChar"/>
+        </w:rPr>
+        <w:t xml:space="preserve">## 1          5.1         3.5          1.4         0.2</w:t>
+      </w:r>
+      <w:r>
+        <w:br/>
+      </w:r>
+      <w:r>
+        <w:rPr>
+          <w:rStyle w:val="VerbatimChar"/>
+        </w:rPr>
+        <w:t xml:space="preserve">## 2          4.9         3.0          1.4         0.2</w:t>
+      </w:r>
+      <w:r>
+        <w:br/>
+      </w:r>
+      <w:r>
+        <w:rPr>
+          <w:rStyle w:val="VerbatimChar"/>
+        </w:rPr>
+        <w:t xml:space="preserve">## 3          4.7         3.2          1.3         0.2</w:t>
+      </w:r>
+      <w:r>
+        <w:br/>
+      </w:r>
+      <w:r>
+        <w:rPr>
+          <w:rStyle w:val="VerbatimChar"/>
+        </w:rPr>
+        <w:t xml:space="preserve">## 4          4.6         3.1          1.5         0.2</w:t>
+      </w:r>
+      <w:r>
+        <w:br/>
+      </w:r>
+      <w:r>
+        <w:rPr>
+          <w:rStyle w:val="VerbatimChar"/>
+        </w:rPr>
+        <w:t xml:space="preserve">## 5          5.0         3.6          1.4         0.2</w:t>
+      </w:r>
+      <w:r>
+        <w:br/>
+      </w:r>
+      <w:r>
+        <w:rPr>
+          <w:rStyle w:val="VerbatimChar"/>
+        </w:rPr>
+        <w:t xml:space="preserve">## 6          5.4         3.9          1.7         0.4</w:t>
       </w:r>
     </w:p>
     <w:p>
@@ -408,7 +318,7 @@
         <w:pStyle w:val="FirstParagraph"/>
       </w:pPr>
       <w:r>
-        <w:t xml:space="preserve">Fit and obtain cluster labels.</w:t>
+        <w:t xml:space="preserve">Model configuration.</w:t>
       </w:r>
     </w:p>
     <w:p>
@@ -417,33 +327,78 @@
       </w:pPr>
       <w:r>
         <w:rPr>
-          <w:rStyle w:val="CommentTok"/>
-        </w:rPr>
-        <w:t xml:space="preserve"># model fitting and labeling</w:t>
-      </w:r>
-      <w:r>
-        <w:br/>
+          <w:rStyle w:val="NormalTok"/>
+        </w:rPr>
+        <w:t xml:space="preserve">model </w:t>
+      </w:r>
+      <w:r>
+        <w:rPr>
+          <w:rStyle w:val="OtherTok"/>
+        </w:rPr>
+        <w:t xml:space="preserve">&lt;-</w:t>
+      </w:r>
+      <w:r>
+        <w:rPr>
+          <w:rStyle w:val="NormalTok"/>
+        </w:rPr>
+        <w:t xml:space="preserve"> </w:t>
       </w:r>
       <w:r>
         <w:rPr>
           <w:rStyle w:val="FunctionTok"/>
         </w:rPr>
-        <w:t xml:space="preserve">set_example_seed</w:t>
-      </w:r>
-      <w:r>
-        <w:rPr>
-          <w:rStyle w:val="NormalTok"/>
-        </w:rPr>
-        <w:t xml:space="preserve">()</w:t>
-      </w:r>
-      <w:r>
-        <w:br/>
-      </w:r>
-      <w:r>
-        <w:rPr>
-          <w:rStyle w:val="NormalTok"/>
-        </w:rPr>
-        <w:t xml:space="preserve">model </w:t>
+        <w:t xml:space="preserve">cluster_dbscan</w:t>
+      </w:r>
+      <w:r>
+        <w:rPr>
+          <w:rStyle w:val="NormalTok"/>
+        </w:rPr>
+        <w:t xml:space="preserve">(</w:t>
+      </w:r>
+      <w:r>
+        <w:rPr>
+          <w:rStyle w:val="AttributeTok"/>
+        </w:rPr>
+        <w:t xml:space="preserve">minPts =</w:t>
+      </w:r>
+      <w:r>
+        <w:rPr>
+          <w:rStyle w:val="NormalTok"/>
+        </w:rPr>
+        <w:t xml:space="preserve"> </w:t>
+      </w:r>
+      <w:r>
+        <w:rPr>
+          <w:rStyle w:val="DecValTok"/>
+        </w:rPr>
+        <w:t xml:space="preserve">3</w:t>
+      </w:r>
+      <w:r>
+        <w:rPr>
+          <w:rStyle w:val="NormalTok"/>
+        </w:rPr>
+        <w:t xml:space="preserve">)</w:t>
+      </w:r>
+      <w:r>
+        <w:br/>
+      </w:r>
+      <w:r>
+        <w:rPr>
+          <w:rStyle w:val="NormalTok"/>
+        </w:rPr>
+        <w:t xml:space="preserve">model</w:t>
+      </w:r>
+      <w:r>
+        <w:rPr>
+          <w:rStyle w:val="SpecialCharTok"/>
+        </w:rPr>
+        <w:t xml:space="preserve">$</w:t>
+      </w:r>
+      <w:r>
+        <w:rPr>
+          <w:rStyle w:val="NormalTok"/>
+        </w:rPr>
+        <w:t xml:space="preserve">eval_external </w:t>
       </w:r>
       <w:r>
         <w:rPr>
@@ -461,158 +416,194 @@
         <w:rPr>
           <w:rStyle w:val="FunctionTok"/>
         </w:rPr>
-        <w:t xml:space="preserve">fit</w:t>
-      </w:r>
-      <w:r>
-        <w:rPr>
-          <w:rStyle w:val="NormalTok"/>
-        </w:rPr>
-        <w:t xml:space="preserve">(model, iris[,</w:t>
-      </w:r>
-      <w:r>
-        <w:rPr>
-          <w:rStyle w:val="DecValTok"/>
-        </w:rPr>
-        <w:t xml:space="preserve">1</w:t>
+        <w:t xml:space="preserve">list</w:t>
+      </w:r>
+      <w:r>
+        <w:rPr>
+          <w:rStyle w:val="NormalTok"/>
+        </w:rPr>
+        <w:t xml:space="preserve">(</w:t>
+      </w:r>
+      <w:r>
+        <w:br/>
+      </w:r>
+      <w:r>
+        <w:rPr>
+          <w:rStyle w:val="NormalTok"/>
+        </w:rPr>
+        <w:t xml:space="preserve">  model</w:t>
       </w:r>
       <w:r>
         <w:rPr>
           <w:rStyle w:val="SpecialCharTok"/>
         </w:rPr>
-        <w:t xml:space="preserve">:</w:t>
-      </w:r>
-      <w:r>
-        <w:rPr>
-          <w:rStyle w:val="DecValTok"/>
-        </w:rPr>
-        <w:t xml:space="preserve">4</w:t>
-      </w:r>
-      <w:r>
-        <w:rPr>
-          <w:rStyle w:val="NormalTok"/>
-        </w:rPr>
-        <w:t xml:space="preserve">])</w:t>
-      </w:r>
-      <w:r>
-        <w:br/>
-      </w:r>
-      <w:r>
-        <w:rPr>
-          <w:rStyle w:val="NormalTok"/>
-        </w:rPr>
-        <w:t xml:space="preserve">clu </w:t>
-      </w:r>
-      <w:r>
-        <w:rPr>
-          <w:rStyle w:val="OtherTok"/>
-        </w:rPr>
-        <w:t xml:space="preserve">&lt;-</w:t>
-      </w:r>
-      <w:r>
-        <w:rPr>
-          <w:rStyle w:val="NormalTok"/>
-        </w:rPr>
-        <w:t xml:space="preserve"> </w:t>
-      </w:r>
-      <w:r>
-        <w:rPr>
-          <w:rStyle w:val="FunctionTok"/>
-        </w:rPr>
-        <w:t xml:space="preserve">cluster</w:t>
-      </w:r>
-      <w:r>
-        <w:rPr>
-          <w:rStyle w:val="NormalTok"/>
-        </w:rPr>
-        <w:t xml:space="preserve">(model, iris[,</w:t>
-      </w:r>
-      <w:r>
-        <w:rPr>
-          <w:rStyle w:val="DecValTok"/>
-        </w:rPr>
-        <w:t xml:space="preserve">1</w:t>
+        <w:t xml:space="preserve">$</w:t>
+      </w:r>
+      <w:r>
+        <w:rPr>
+          <w:rStyle w:val="NormalTok"/>
+        </w:rPr>
+        <w:t xml:space="preserve">clu_utils</w:t>
       </w:r>
       <w:r>
         <w:rPr>
           <w:rStyle w:val="SpecialCharTok"/>
         </w:rPr>
-        <w:t xml:space="preserve">:</w:t>
-      </w:r>
-      <w:r>
-        <w:rPr>
-          <w:rStyle w:val="DecValTok"/>
-        </w:rPr>
-        <w:t xml:space="preserve">4</w:t>
-      </w:r>
-      <w:r>
-        <w:rPr>
-          <w:rStyle w:val="NormalTok"/>
-        </w:rPr>
-        <w:t xml:space="preserve">])</w:t>
-      </w:r>
-      <w:r>
-        <w:br/>
-      </w:r>
-      <w:r>
-        <w:rPr>
-          <w:rStyle w:val="FunctionTok"/>
-        </w:rPr>
-        <w:t xml:space="preserve">table</w:t>
-      </w:r>
-      <w:r>
-        <w:rPr>
-          <w:rStyle w:val="NormalTok"/>
-        </w:rPr>
-        <w:t xml:space="preserve">(clu)</w:t>
+        <w:t xml:space="preserve">$</w:t>
+      </w:r>
+      <w:r>
+        <w:rPr>
+          <w:rStyle w:val="NormalTok"/>
+        </w:rPr>
+        <w:t xml:space="preserve">metric_entropy,</w:t>
+      </w:r>
+      <w:r>
+        <w:br/>
+      </w:r>
+      <w:r>
+        <w:rPr>
+          <w:rStyle w:val="NormalTok"/>
+        </w:rPr>
+        <w:t xml:space="preserve">  model</w:t>
+      </w:r>
+      <w:r>
+        <w:rPr>
+          <w:rStyle w:val="SpecialCharTok"/>
+        </w:rPr>
+        <w:t xml:space="preserve">$</w:t>
+      </w:r>
+      <w:r>
+        <w:rPr>
+          <w:rStyle w:val="NormalTok"/>
+        </w:rPr>
+        <w:t xml:space="preserve">clu_utils</w:t>
+      </w:r>
+      <w:r>
+        <w:rPr>
+          <w:rStyle w:val="SpecialCharTok"/>
+        </w:rPr>
+        <w:t xml:space="preserve">$</w:t>
+      </w:r>
+      <w:r>
+        <w:rPr>
+          <w:rStyle w:val="NormalTok"/>
+        </w:rPr>
+        <w:t xml:space="preserve">metric_purity</w:t>
+      </w:r>
+      <w:r>
+        <w:br/>
+      </w:r>
+      <w:r>
+        <w:rPr>
+          <w:rStyle w:val="NormalTok"/>
+        </w:rPr>
+        <w:t xml:space="preserve">)</w:t>
       </w:r>
     </w:p>
     <w:p>
       <w:pPr>
-        <w:pStyle w:val="SourceCode"/>
-      </w:pPr>
-      <w:r>
-        <w:rPr>
-          <w:rStyle w:val="VerbatimChar"/>
-        </w:rPr>
-        <w:t xml:space="preserve">## clu</w:t>
-      </w:r>
-      <w:r>
-        <w:br/>
-      </w:r>
-      <w:r>
-        <w:rPr>
-          <w:rStyle w:val="VerbatimChar"/>
-        </w:rPr>
-        <w:t xml:space="preserve">##  0  1  2  3  4 </w:t>
-      </w:r>
-      <w:r>
-        <w:br/>
-      </w:r>
-      <w:r>
-        <w:rPr>
-          <w:rStyle w:val="VerbatimChar"/>
-        </w:rPr>
-        <w:t xml:space="preserve">## 26 47 38  4 35</w:t>
+        <w:pStyle w:val="FirstParagraph"/>
+      </w:pPr>
+      <w:r>
+        <w:t xml:space="preserve">Fit the model and obtain cluster labels.</w:t>
       </w:r>
     </w:p>
     <w:p>
       <w:pPr>
-        <w:pStyle w:val="FirstParagraph"/>
-      </w:pPr>
-      <w:r>
-        <w:t xml:space="preserve">External evaluation using</w:t>
-      </w:r>
-      <w:r>
+        <w:pStyle w:val="SourceCode"/>
+      </w:pPr>
+      <w:r>
+        <w:rPr>
+          <w:rStyle w:val="FunctionTok"/>
+        </w:rPr>
+        <w:t xml:space="preserve">set_example_seed</w:t>
+      </w:r>
+      <w:r>
+        <w:rPr>
+          <w:rStyle w:val="NormalTok"/>
+        </w:rPr>
+        <w:t xml:space="preserve">()</w:t>
+      </w:r>
+      <w:r>
+        <w:br/>
+      </w:r>
+      <w:r>
+        <w:rPr>
+          <w:rStyle w:val="NormalTok"/>
+        </w:rPr>
+        <w:t xml:space="preserve">model </w:t>
+      </w:r>
+      <w:r>
+        <w:rPr>
+          <w:rStyle w:val="OtherTok"/>
+        </w:rPr>
+        <w:t xml:space="preserve">&lt;-</w:t>
+      </w:r>
+      <w:r>
+        <w:rPr>
+          <w:rStyle w:val="NormalTok"/>
+        </w:rPr>
         <w:t xml:space="preserve"> </w:t>
       </w:r>
       <w:r>
         <w:rPr>
-          <w:rStyle w:val="VerbatimChar"/>
-        </w:rPr>
-        <w:t xml:space="preserve">Species</w:t>
-      </w:r>
-      <w:r>
-        <w:t xml:space="preserve">, plus the internal count of noise points used by the default DBSCAN configuration.</w:t>
+          <w:rStyle w:val="FunctionTok"/>
+        </w:rPr>
+        <w:t xml:space="preserve">fit</w:t>
+      </w:r>
+      <w:r>
+        <w:rPr>
+          <w:rStyle w:val="NormalTok"/>
+        </w:rPr>
+        <w:t xml:space="preserve">(model, x)</w:t>
+      </w:r>
+      <w:r>
+        <w:br/>
+      </w:r>
+      <w:r>
+        <w:rPr>
+          <w:rStyle w:val="NormalTok"/>
+        </w:rPr>
+        <w:t xml:space="preserve">clu </w:t>
+      </w:r>
+      <w:r>
+        <w:rPr>
+          <w:rStyle w:val="OtherTok"/>
+        </w:rPr>
+        <w:t xml:space="preserve">&lt;-</w:t>
+      </w:r>
+      <w:r>
+        <w:rPr>
+          <w:rStyle w:val="NormalTok"/>
+        </w:rPr>
+        <w:t xml:space="preserve"> </w:t>
+      </w:r>
+      <w:r>
+        <w:rPr>
+          <w:rStyle w:val="FunctionTok"/>
+        </w:rPr>
+        <w:t xml:space="preserve">cluster</w:t>
+      </w:r>
+      <w:r>
+        <w:rPr>
+          <w:rStyle w:val="NormalTok"/>
+        </w:rPr>
+        <w:t xml:space="preserve">(model, x)</w:t>
+      </w:r>
+      <w:r>
+        <w:br/>
+      </w:r>
+      <w:r>
+        <w:rPr>
+          <w:rStyle w:val="FunctionTok"/>
+        </w:rPr>
+        <w:t xml:space="preserve">table</w:t>
+      </w:r>
+      <w:r>
+        <w:rPr>
+          <w:rStyle w:val="NormalTok"/>
+        </w:rPr>
+        <w:t xml:space="preserve">(clu)</w:t>
       </w:r>
     </w:p>
     <w:p>
@@ -621,268 +612,304 @@
       </w:pPr>
       <w:r>
         <w:rPr>
-          <w:rStyle w:val="CommentTok"/>
-        </w:rPr>
-        <w:t xml:space="preserve"># evaluate model using internal and external metrics</w:t>
-      </w:r>
-      <w:r>
-        <w:br/>
-      </w:r>
-      <w:r>
-        <w:rPr>
-          <w:rStyle w:val="NormalTok"/>
-        </w:rPr>
-        <w:t xml:space="preserve">eval </w:t>
-      </w:r>
-      <w:r>
-        <w:rPr>
-          <w:rStyle w:val="OtherTok"/>
-        </w:rPr>
-        <w:t xml:space="preserve">&lt;-</w:t>
-      </w:r>
-      <w:r>
-        <w:rPr>
-          <w:rStyle w:val="NormalTok"/>
-        </w:rPr>
-        <w:t xml:space="preserve"> </w:t>
-      </w:r>
-      <w:r>
-        <w:rPr>
-          <w:rStyle w:val="FunctionTok"/>
-        </w:rPr>
-        <w:t xml:space="preserve">evaluate</w:t>
-      </w:r>
-      <w:r>
-        <w:rPr>
-          <w:rStyle w:val="NormalTok"/>
-        </w:rPr>
-        <w:t xml:space="preserve">(model, clu, iris</w:t>
-      </w:r>
-      <w:r>
-        <w:rPr>
-          <w:rStyle w:val="SpecialCharTok"/>
-        </w:rPr>
-        <w:t xml:space="preserve">$</w:t>
-      </w:r>
-      <w:r>
-        <w:rPr>
-          <w:rStyle w:val="NormalTok"/>
-        </w:rPr>
-        <w:t xml:space="preserve">Species)</w:t>
-      </w:r>
-      <w:r>
-        <w:br/>
-      </w:r>
-      <w:r>
-        <w:rPr>
-          <w:rStyle w:val="NormalTok"/>
-        </w:rPr>
-        <w:t xml:space="preserve">eval</w:t>
+          <w:rStyle w:val="VerbatimChar"/>
+        </w:rPr>
+        <w:t xml:space="preserve">## clu</w:t>
+      </w:r>
+      <w:r>
+        <w:br/>
+      </w:r>
+      <w:r>
+        <w:rPr>
+          <w:rStyle w:val="VerbatimChar"/>
+        </w:rPr>
+        <w:t xml:space="preserve">##  0  1  2  3  4 </w:t>
+      </w:r>
+      <w:r>
+        <w:br/>
+      </w:r>
+      <w:r>
+        <w:rPr>
+          <w:rStyle w:val="VerbatimChar"/>
+        </w:rPr>
+        <w:t xml:space="preserve">## 26 47 38  4 35</w:t>
       </w:r>
     </w:p>
     <w:p>
       <w:pPr>
-        <w:pStyle w:val="SourceCode"/>
-      </w:pPr>
-      <w:r>
-        <w:rPr>
-          <w:rStyle w:val="VerbatimChar"/>
-        </w:rPr>
-        <w:t xml:space="preserve">## $clusters_entropy</w:t>
-      </w:r>
-      <w:r>
-        <w:br/>
-      </w:r>
-      <w:r>
-        <w:rPr>
-          <w:rStyle w:val="VerbatimChar"/>
-        </w:rPr>
-        <w:t xml:space="preserve">## # A tibble: 5 × 4</w:t>
-      </w:r>
-      <w:r>
-        <w:br/>
-      </w:r>
-      <w:r>
-        <w:rPr>
-          <w:rStyle w:val="VerbatimChar"/>
-        </w:rPr>
-        <w:t xml:space="preserve">##   x        ce   qtd    ceg</w:t>
-      </w:r>
-      <w:r>
-        <w:br/>
-      </w:r>
-      <w:r>
-        <w:rPr>
-          <w:rStyle w:val="VerbatimChar"/>
-        </w:rPr>
-        <w:t xml:space="preserve">##   &lt;fct&gt; &lt;dbl&gt; &lt;int&gt;  &lt;dbl&gt;</w:t>
-      </w:r>
-      <w:r>
-        <w:br/>
-      </w:r>
-      <w:r>
-        <w:rPr>
-          <w:rStyle w:val="VerbatimChar"/>
-        </w:rPr>
-        <w:t xml:space="preserve">## 1 0     1.18     26 0.205 </w:t>
-      </w:r>
-      <w:r>
-        <w:br/>
-      </w:r>
-      <w:r>
-        <w:rPr>
-          <w:rStyle w:val="VerbatimChar"/>
-        </w:rPr>
-        <w:t xml:space="preserve">## 2 1     0        47 0     </w:t>
-      </w:r>
-      <w:r>
-        <w:br/>
-      </w:r>
-      <w:r>
-        <w:rPr>
-          <w:rStyle w:val="VerbatimChar"/>
-        </w:rPr>
-        <w:t xml:space="preserve">## 3 2     0        38 0     </w:t>
-      </w:r>
-      <w:r>
-        <w:br/>
-      </w:r>
-      <w:r>
-        <w:rPr>
-          <w:rStyle w:val="VerbatimChar"/>
-        </w:rPr>
-        <w:t xml:space="preserve">## 4 3     0         4 0     </w:t>
-      </w:r>
-      <w:r>
-        <w:br/>
-      </w:r>
-      <w:r>
-        <w:rPr>
-          <w:rStyle w:val="VerbatimChar"/>
-        </w:rPr>
-        <w:t xml:space="preserve">## 5 4     0.422    35 0.0985</w:t>
-      </w:r>
-      <w:r>
-        <w:br/>
-      </w:r>
-      <w:r>
-        <w:rPr>
-          <w:rStyle w:val="VerbatimChar"/>
-        </w:rPr>
-        <w:t xml:space="preserve">## </w:t>
-      </w:r>
-      <w:r>
-        <w:br/>
-      </w:r>
-      <w:r>
-        <w:rPr>
-          <w:rStyle w:val="VerbatimChar"/>
-        </w:rPr>
-        <w:t xml:space="preserve">## $clustering_entropy</w:t>
-      </w:r>
-      <w:r>
-        <w:br/>
-      </w:r>
-      <w:r>
-        <w:rPr>
-          <w:rStyle w:val="VerbatimChar"/>
-        </w:rPr>
-        <w:t xml:space="preserve">## [1] 0.3037218</w:t>
-      </w:r>
-      <w:r>
-        <w:br/>
-      </w:r>
-      <w:r>
-        <w:rPr>
-          <w:rStyle w:val="VerbatimChar"/>
-        </w:rPr>
-        <w:t xml:space="preserve">## </w:t>
-      </w:r>
-      <w:r>
-        <w:br/>
-      </w:r>
-      <w:r>
-        <w:rPr>
-          <w:rStyle w:val="VerbatimChar"/>
-        </w:rPr>
-        <w:t xml:space="preserve">## $data_entropy</w:t>
-      </w:r>
-      <w:r>
-        <w:br/>
-      </w:r>
-      <w:r>
-        <w:rPr>
-          <w:rStyle w:val="VerbatimChar"/>
-        </w:rPr>
-        <w:t xml:space="preserve">## [1] 1.584963</w:t>
-      </w:r>
-      <w:r>
-        <w:br/>
-      </w:r>
-      <w:r>
-        <w:rPr>
-          <w:rStyle w:val="VerbatimChar"/>
-        </w:rPr>
-        <w:t xml:space="preserve">## </w:t>
-      </w:r>
-      <w:r>
-        <w:br/>
-      </w:r>
-      <w:r>
-        <w:rPr>
-          <w:rStyle w:val="VerbatimChar"/>
-        </w:rPr>
-        <w:t xml:space="preserve">## $metrics</w:t>
-      </w:r>
-      <w:r>
-        <w:br/>
-      </w:r>
-      <w:r>
-        <w:rPr>
-          <w:rStyle w:val="VerbatimChar"/>
-        </w:rPr>
-        <w:t xml:space="preserve">##         metric      value     goal     type</w:t>
-      </w:r>
-      <w:r>
-        <w:br/>
-      </w:r>
-      <w:r>
-        <w:rPr>
-          <w:rStyle w:val="VerbatimChar"/>
-        </w:rPr>
-        <w:t xml:space="preserve">## 1 noise_points 26.0000000 minimize internal</w:t>
-      </w:r>
-      <w:r>
-        <w:br/>
-      </w:r>
-      <w:r>
-        <w:rPr>
-          <w:rStyle w:val="VerbatimChar"/>
-        </w:rPr>
-        <w:t xml:space="preserve">## 2      entropy  0.3037218 minimize external</w:t>
-      </w:r>
-      <w:r>
-        <w:br/>
-      </w:r>
-      <w:r>
-        <w:rPr>
-          <w:rStyle w:val="VerbatimChar"/>
-        </w:rPr>
-        <w:t xml:space="preserve">## 3       purity  0.9266667 maximize external</w:t>
+        <w:pStyle w:val="FirstParagraph"/>
+      </w:pPr>
+      <w:r>
+        <w:t xml:space="preserve">Evaluate the partition.</w:t>
       </w:r>
     </w:p>
     <w:p>
       <w:pPr>
+        <w:pStyle w:val="SourceCode"/>
+      </w:pPr>
+      <w:r>
+        <w:rPr>
+          <w:rStyle w:val="NormalTok"/>
+        </w:rPr>
+        <w:t xml:space="preserve">eval </w:t>
+      </w:r>
+      <w:r>
+        <w:rPr>
+          <w:rStyle w:val="OtherTok"/>
+        </w:rPr>
+        <w:t xml:space="preserve">&lt;-</w:t>
+      </w:r>
+      <w:r>
+        <w:rPr>
+          <w:rStyle w:val="NormalTok"/>
+        </w:rPr>
+        <w:t xml:space="preserve"> </w:t>
+      </w:r>
+      <w:r>
+        <w:rPr>
+          <w:rStyle w:val="FunctionTok"/>
+        </w:rPr>
+        <w:t xml:space="preserve">evaluate</w:t>
+      </w:r>
+      <w:r>
+        <w:rPr>
+          <w:rStyle w:val="NormalTok"/>
+        </w:rPr>
+        <w:t xml:space="preserve">(model, clu, ref)</w:t>
+      </w:r>
+      <w:r>
+        <w:br/>
+      </w:r>
+      <w:r>
+        <w:rPr>
+          <w:rStyle w:val="NormalTok"/>
+        </w:rPr>
+        <w:t xml:space="preserve">eval</w:t>
+      </w:r>
+    </w:p>
+    <w:p>
+      <w:pPr>
+        <w:pStyle w:val="SourceCode"/>
+      </w:pPr>
+      <w:r>
+        <w:rPr>
+          <w:rStyle w:val="VerbatimChar"/>
+        </w:rPr>
+        <w:t xml:space="preserve">## $clusters_entropy</w:t>
+      </w:r>
+      <w:r>
+        <w:br/>
+      </w:r>
+      <w:r>
+        <w:rPr>
+          <w:rStyle w:val="VerbatimChar"/>
+        </w:rPr>
+        <w:t xml:space="preserve">## # A tibble: 5 × 4</w:t>
+      </w:r>
+      <w:r>
+        <w:br/>
+      </w:r>
+      <w:r>
+        <w:rPr>
+          <w:rStyle w:val="VerbatimChar"/>
+        </w:rPr>
+        <w:t xml:space="preserve">##   x        ce   qtd    ceg</w:t>
+      </w:r>
+      <w:r>
+        <w:br/>
+      </w:r>
+      <w:r>
+        <w:rPr>
+          <w:rStyle w:val="VerbatimChar"/>
+        </w:rPr>
+        <w:t xml:space="preserve">##   &lt;fct&gt; &lt;dbl&gt; &lt;int&gt;  &lt;dbl&gt;</w:t>
+      </w:r>
+      <w:r>
+        <w:br/>
+      </w:r>
+      <w:r>
+        <w:rPr>
+          <w:rStyle w:val="VerbatimChar"/>
+        </w:rPr>
+        <w:t xml:space="preserve">## 1 0     1.18     26 0.205 </w:t>
+      </w:r>
+      <w:r>
+        <w:br/>
+      </w:r>
+      <w:r>
+        <w:rPr>
+          <w:rStyle w:val="VerbatimChar"/>
+        </w:rPr>
+        <w:t xml:space="preserve">## 2 1     0        47 0     </w:t>
+      </w:r>
+      <w:r>
+        <w:br/>
+      </w:r>
+      <w:r>
+        <w:rPr>
+          <w:rStyle w:val="VerbatimChar"/>
+        </w:rPr>
+        <w:t xml:space="preserve">## 3 2     0        38 0     </w:t>
+      </w:r>
+      <w:r>
+        <w:br/>
+      </w:r>
+      <w:r>
+        <w:rPr>
+          <w:rStyle w:val="VerbatimChar"/>
+        </w:rPr>
+        <w:t xml:space="preserve">## 4 3     0         4 0     </w:t>
+      </w:r>
+      <w:r>
+        <w:br/>
+      </w:r>
+      <w:r>
+        <w:rPr>
+          <w:rStyle w:val="VerbatimChar"/>
+        </w:rPr>
+        <w:t xml:space="preserve">## 5 4     0.422    35 0.0985</w:t>
+      </w:r>
+      <w:r>
+        <w:br/>
+      </w:r>
+      <w:r>
+        <w:rPr>
+          <w:rStyle w:val="VerbatimChar"/>
+        </w:rPr>
+        <w:t xml:space="preserve">## </w:t>
+      </w:r>
+      <w:r>
+        <w:br/>
+      </w:r>
+      <w:r>
+        <w:rPr>
+          <w:rStyle w:val="VerbatimChar"/>
+        </w:rPr>
+        <w:t xml:space="preserve">## $clustering_entropy</w:t>
+      </w:r>
+      <w:r>
+        <w:br/>
+      </w:r>
+      <w:r>
+        <w:rPr>
+          <w:rStyle w:val="VerbatimChar"/>
+        </w:rPr>
+        <w:t xml:space="preserve">## [1] 0.3037218</w:t>
+      </w:r>
+      <w:r>
+        <w:br/>
+      </w:r>
+      <w:r>
+        <w:rPr>
+          <w:rStyle w:val="VerbatimChar"/>
+        </w:rPr>
+        <w:t xml:space="preserve">## </w:t>
+      </w:r>
+      <w:r>
+        <w:br/>
+      </w:r>
+      <w:r>
+        <w:rPr>
+          <w:rStyle w:val="VerbatimChar"/>
+        </w:rPr>
+        <w:t xml:space="preserve">## $data_entropy</w:t>
+      </w:r>
+      <w:r>
+        <w:br/>
+      </w:r>
+      <w:r>
+        <w:rPr>
+          <w:rStyle w:val="VerbatimChar"/>
+        </w:rPr>
+        <w:t xml:space="preserve">## [1] 1.584963</w:t>
+      </w:r>
+      <w:r>
+        <w:br/>
+      </w:r>
+      <w:r>
+        <w:rPr>
+          <w:rStyle w:val="VerbatimChar"/>
+        </w:rPr>
+        <w:t xml:space="preserve">## </w:t>
+      </w:r>
+      <w:r>
+        <w:br/>
+      </w:r>
+      <w:r>
+        <w:rPr>
+          <w:rStyle w:val="VerbatimChar"/>
+        </w:rPr>
+        <w:t xml:space="preserve">## $metrics</w:t>
+      </w:r>
+      <w:r>
+        <w:br/>
+      </w:r>
+      <w:r>
+        <w:rPr>
+          <w:rStyle w:val="VerbatimChar"/>
+        </w:rPr>
+        <w:t xml:space="preserve">##         metric      value     goal     type</w:t>
+      </w:r>
+      <w:r>
+        <w:br/>
+      </w:r>
+      <w:r>
+        <w:rPr>
+          <w:rStyle w:val="VerbatimChar"/>
+        </w:rPr>
+        <w:t xml:space="preserve">## 1 noise_points 26.0000000 minimize internal</w:t>
+      </w:r>
+      <w:r>
+        <w:br/>
+      </w:r>
+      <w:r>
+        <w:rPr>
+          <w:rStyle w:val="VerbatimChar"/>
+        </w:rPr>
+        <w:t xml:space="preserve">## 2      entropy  0.3037218 minimize external</w:t>
+      </w:r>
+      <w:r>
+        <w:br/>
+      </w:r>
+      <w:r>
+        <w:rPr>
+          <w:rStyle w:val="VerbatimChar"/>
+        </w:rPr>
+        <w:t xml:space="preserve">## 3       purity  0.9266667 maximize external</w:t>
+      </w:r>
+    </w:p>
+    <w:p>
+      <w:pPr>
         <w:pStyle w:val="FirstParagraph"/>
       </w:pPr>
       <w:r>
+        <w:t xml:space="preserve">What to observe</w:t>
+      </w:r>
+      <w:r>
+        <w:t xml:space="preserve"> </w:t>
+      </w:r>
+      <w:r>
+        <w:t xml:space="preserve">- The workflow is the same as in the partition-based methods.</w:t>
+      </w:r>
+      <w:r>
+        <w:t xml:space="preserve"> </w:t>
+      </w:r>
+      <w:r>
+        <w:t xml:space="preserve">- The method-specific difference is that DBSCAN may leave some cases as noise instead of forcing all observations into clusters.</w:t>
+      </w:r>
+    </w:p>
+    <w:p>
+      <w:pPr>
+        <w:pStyle w:val="BodyText"/>
+      </w:pPr>
+      <w:r>
         <w:t xml:space="preserve">References</w:t>
       </w:r>
       <w:r>
         <w:t xml:space="preserve"> </w:t>
       </w:r>
       <w:r>
-        <w:t xml:space="preserve">- Ester, M., Kriegel, H.-P., Sander, J., Xu, X. (1996). A Density-Based Algorithm for Discovering Clusters in Large Spatial Databases with Noise.</w:t>
+        <w:t xml:space="preserve">- Ester, M., Kriegel, H.-P., Sander, J., and Xu, X. (1996). A Density-Based Algorithm for Discovering Clusters in Large Spatial Databases with Noise.</w:t>
       </w:r>
     </w:p>
     <w:sectPr>

--- a/examples/clustering/doc/10-density-dbscan.docx
+++ b/examples/clustering/doc/10-density-dbscan.docx
@@ -822,60 +822,6 @@
           <w:rStyle w:val="VerbatimChar"/>
         </w:rPr>
         <w:t xml:space="preserve">## [1] 1.584963</w:t>
-      </w:r>
-      <w:r>
-        <w:br/>
-      </w:r>
-      <w:r>
-        <w:rPr>
-          <w:rStyle w:val="VerbatimChar"/>
-        </w:rPr>
-        <w:t xml:space="preserve">## </w:t>
-      </w:r>
-      <w:r>
-        <w:br/>
-      </w:r>
-      <w:r>
-        <w:rPr>
-          <w:rStyle w:val="VerbatimChar"/>
-        </w:rPr>
-        <w:t xml:space="preserve">## $metrics</w:t>
-      </w:r>
-      <w:r>
-        <w:br/>
-      </w:r>
-      <w:r>
-        <w:rPr>
-          <w:rStyle w:val="VerbatimChar"/>
-        </w:rPr>
-        <w:t xml:space="preserve">##         metric      value     goal     type</w:t>
-      </w:r>
-      <w:r>
-        <w:br/>
-      </w:r>
-      <w:r>
-        <w:rPr>
-          <w:rStyle w:val="VerbatimChar"/>
-        </w:rPr>
-        <w:t xml:space="preserve">## 1 noise_points 26.0000000 minimize internal</w:t>
-      </w:r>
-      <w:r>
-        <w:br/>
-      </w:r>
-      <w:r>
-        <w:rPr>
-          <w:rStyle w:val="VerbatimChar"/>
-        </w:rPr>
-        <w:t xml:space="preserve">## 2      entropy  0.3037218 minimize external</w:t>
-      </w:r>
-      <w:r>
-        <w:br/>
-      </w:r>
-      <w:r>
-        <w:rPr>
-          <w:rStyle w:val="VerbatimChar"/>
-        </w:rPr>
-        <w:t xml:space="preserve">## 3       purity  0.9266667 maximize external</w:t>
       </w:r>
     </w:p>
     <w:p>

--- a/examples/clustering/doc/10-density-dbscan.docx
+++ b/examples/clustering/doc/10-density-dbscan.docx
@@ -822,6 +822,60 @@
           <w:rStyle w:val="VerbatimChar"/>
         </w:rPr>
         <w:t xml:space="preserve">## [1] 1.584963</w:t>
+      </w:r>
+      <w:r>
+        <w:br/>
+      </w:r>
+      <w:r>
+        <w:rPr>
+          <w:rStyle w:val="VerbatimChar"/>
+        </w:rPr>
+        <w:t xml:space="preserve">## </w:t>
+      </w:r>
+      <w:r>
+        <w:br/>
+      </w:r>
+      <w:r>
+        <w:rPr>
+          <w:rStyle w:val="VerbatimChar"/>
+        </w:rPr>
+        <w:t xml:space="preserve">## $metrics</w:t>
+      </w:r>
+      <w:r>
+        <w:br/>
+      </w:r>
+      <w:r>
+        <w:rPr>
+          <w:rStyle w:val="VerbatimChar"/>
+        </w:rPr>
+        <w:t xml:space="preserve">##         metric      value     goal     type</w:t>
+      </w:r>
+      <w:r>
+        <w:br/>
+      </w:r>
+      <w:r>
+        <w:rPr>
+          <w:rStyle w:val="VerbatimChar"/>
+        </w:rPr>
+        <w:t xml:space="preserve">## 1 noise_points 26.0000000 minimize internal</w:t>
+      </w:r>
+      <w:r>
+        <w:br/>
+      </w:r>
+      <w:r>
+        <w:rPr>
+          <w:rStyle w:val="VerbatimChar"/>
+        </w:rPr>
+        <w:t xml:space="preserve">## 2      entropy  0.3037218 minimize external</w:t>
+      </w:r>
+      <w:r>
+        <w:br/>
+      </w:r>
+      <w:r>
+        <w:rPr>
+          <w:rStyle w:val="VerbatimChar"/>
+        </w:rPr>
+        <w:t xml:space="preserve">## 3       purity  0.9266667 maximize external</w:t>
       </w:r>
     </w:p>
     <w:p>

--- a/examples/clustering/doc/10-density-dbscan.docx
+++ b/examples/clustering/doc/10-density-dbscan.docx
@@ -318,7 +318,49 @@
         <w:pStyle w:val="FirstParagraph"/>
       </w:pPr>
       <w:r>
-        <w:t xml:space="preserve">Model configuration.</w:t>
+        <w:t xml:space="preserve">Model configuration. The external evaluation list is customized here for a didactic reason:</w:t>
+      </w:r>
+      <w:r>
+        <w:t xml:space="preserve"> </w:t>
+      </w:r>
+      <w:r>
+        <w:rPr>
+          <w:rStyle w:val="VerbatimChar"/>
+        </w:rPr>
+        <w:t xml:space="preserve">entropy</w:t>
+      </w:r>
+      <w:r>
+        <w:t xml:space="preserve"> </w:t>
+      </w:r>
+      <w:r>
+        <w:t xml:space="preserve">summarizes how mixed each discovered region is relative to</w:t>
+      </w:r>
+      <w:r>
+        <w:t xml:space="preserve"> </w:t>
+      </w:r>
+      <w:r>
+        <w:rPr>
+          <w:rStyle w:val="VerbatimChar"/>
+        </w:rPr>
+        <w:t xml:space="preserve">iris$Species</w:t>
+      </w:r>
+      <w:r>
+        <w:t xml:space="preserve">, and</w:t>
+      </w:r>
+      <w:r>
+        <w:t xml:space="preserve"> </w:t>
+      </w:r>
+      <w:r>
+        <w:rPr>
+          <w:rStyle w:val="VerbatimChar"/>
+        </w:rPr>
+        <w:t xml:space="preserve">purity</w:t>
+      </w:r>
+      <w:r>
+        <w:t xml:space="preserve"> </w:t>
+      </w:r>
+      <w:r>
+        <w:t xml:space="preserve">offers a complementary, easier-to-read agreement score. The internal DBSCAN default remains method-specific, centered on the number of noise points rather than on a centroid-based criterion.</w:t>
       </w:r>
     </w:p>
     <w:p>
@@ -910,6 +952,12 @@
       </w:r>
       <w:r>
         <w:t xml:space="preserve">- Ester, M., Kriegel, H.-P., Sander, J., and Xu, X. (1996). A Density-Based Algorithm for Discovering Clusters in Large Spatial Databases with Noise.</w:t>
+      </w:r>
+      <w:r>
+        <w:t xml:space="preserve"> </w:t>
+      </w:r>
+      <w:r>
+        <w:t xml:space="preserve">- Zhao, Y., and Karypis, G. (2001). Criterion functions for document clustering.</w:t>
       </w:r>
     </w:p>
     <w:sectPr>

--- a/examples/clustering/doc/10-density-dbscan.docx
+++ b/examples/clustering/doc/10-density-dbscan.docx
@@ -585,7 +585,13 @@
         <w:rPr>
           <w:rStyle w:val="NormalTok"/>
         </w:rPr>
-        <w:t xml:space="preserve"> </w:t>
+        <w:t xml:space="preserve"> daltoolbox</w:t>
+      </w:r>
+      <w:r>
+        <w:rPr>
+          <w:rStyle w:val="SpecialCharTok"/>
+        </w:rPr>
+        <w:t xml:space="preserve">::</w:t>
       </w:r>
       <w:r>
         <w:rPr>
@@ -618,7 +624,13 @@
         <w:rPr>
           <w:rStyle w:val="NormalTok"/>
         </w:rPr>
-        <w:t xml:space="preserve"> </w:t>
+        <w:t xml:space="preserve"> daltoolbox</w:t>
+      </w:r>
+      <w:r>
+        <w:rPr>
+          <w:rStyle w:val="SpecialCharTok"/>
+        </w:rPr>
+        <w:t xml:space="preserve">::</w:t>
       </w:r>
       <w:r>
         <w:rPr>
@@ -705,7 +717,13 @@
         <w:rPr>
           <w:rStyle w:val="NormalTok"/>
         </w:rPr>
-        <w:t xml:space="preserve"> </w:t>
+        <w:t xml:space="preserve"> daltoolbox</w:t>
+      </w:r>
+      <w:r>
+        <w:rPr>
+          <w:rStyle w:val="SpecialCharTok"/>
+        </w:rPr>
+        <w:t xml:space="preserve">::</w:t>
       </w:r>
       <w:r>
         <w:rPr>
